--- a/docs/exams/ข้อสอบปลายภาคเรียน/69 30001-1003 การประยุกต์ใช้เทคโนโลยีดิจิทัลเพื่ออาชีพ.docx
+++ b/docs/exams/ข้อสอบปลายภาคเรียน/69 30001-1003 การประยุกต์ใช้เทคโนโลยีดิจิทัลเพื่ออาชีพ.docx
@@ -85,7 +85,9 @@
     <w:p>
       <w:pPr>
         <w:tabs>
-          <w:tab w:val="left" w:pos="3402"/>
+          <w:tab w:val="left" w:pos="851"/>
+          <w:tab w:val="left" w:pos="5103"/>
+          <w:tab w:val="left" w:pos="7371"/>
         </w:tabs>
         <w:jc w:val="left"/>
         <w:rPr>
@@ -93,6 +95,14 @@
           <w:bCs/>
         </w:rPr>
       </w:pPr>
+      <w:r>
+        <w:rPr>
+          <w:b/>
+          <w:bCs/>
+          <w:cs/>
+        </w:rPr>
+        <w:tab/>
+      </w:r>
       <w:r>
         <w:rPr>
           <w:rFonts w:hint="cs"/>
@@ -102,15 +112,14 @@
         </w:rPr>
         <w:t>ข้อสอบปลายภาคเรียนที่ 1/2569</w:t>
       </w:r>
-    </w:p>
-    <w:p>
-      <w:pPr>
-        <w:tabs>
-          <w:tab w:val="left" w:pos="3261"/>
-          <w:tab w:val="left" w:pos="7371"/>
-        </w:tabs>
-        <w:jc w:val="left"/>
-      </w:pPr>
+      <w:r>
+        <w:rPr>
+          <w:b/>
+          <w:bCs/>
+          <w:cs/>
+        </w:rPr>
+        <w:tab/>
+      </w:r>
       <w:r>
         <w:rPr>
           <w:rFonts w:hint="cs"/>
@@ -137,70 +146,36 @@
         </w:rPr>
         <w:tab/>
       </w:r>
-      <w:r>
-        <w:rPr>
-          <w:b/>
-          <w:bCs/>
-          <w:cs/>
-        </w:rPr>
-        <w:t>วิชา</w:t>
-      </w:r>
-      <w:r>
+    </w:p>
+    <w:p>
+      <w:pPr>
+        <w:tabs>
+          <w:tab w:val="left" w:pos="851"/>
+          <w:tab w:val="left" w:pos="5103"/>
+          <w:tab w:val="left" w:pos="7371"/>
+        </w:tabs>
+        <w:jc w:val="left"/>
         <w:rPr>
           <w:rFonts w:hint="cs"/>
           <w:b/>
           <w:bCs/>
-          <w:cs/>
-        </w:rPr>
-        <w:t xml:space="preserve"> </w:t>
-      </w:r>
-      <w:r>
-        <w:rPr>
-          <w:cs/>
-        </w:rPr>
-        <w:t>การประยุกต์ใช้เทคโนโลยีดิจิทัลเพื่ออาชีพ</w:t>
-      </w:r>
-      <w:r>
-        <w:tab/>
-      </w:r>
+        </w:rPr>
+      </w:pPr>
       <w:r>
         <w:rPr>
           <w:b/>
           <w:bCs/>
           <w:cs/>
         </w:rPr>
-        <w:t>รหัสวิชา</w:t>
-      </w:r>
-      <w:r>
-        <w:rPr>
-          <w:rFonts w:hint="cs"/>
-          <w:cs/>
-        </w:rPr>
-        <w:t xml:space="preserve"> </w:t>
-      </w:r>
-      <w:r>
-        <w:rPr>
-          <w:cs/>
-        </w:rPr>
-        <w:t>30001-1003</w:t>
-      </w:r>
-    </w:p>
-    <w:p>
-      <w:pPr>
-        <w:tabs>
-          <w:tab w:val="left" w:pos="4395"/>
-          <w:tab w:val="left" w:pos="7371"/>
-          <w:tab w:val="left" w:pos="7513"/>
-        </w:tabs>
-        <w:jc w:val="left"/>
-      </w:pPr>
+        <w:tab/>
+      </w:r>
       <w:r>
         <w:rPr>
           <w:b/>
           <w:bCs/>
           <w:cs/>
         </w:rPr>
-        <w:t>กลุ่มเรียน</w:t>
+        <w:t>วิชา</w:t>
       </w:r>
       <w:r>
         <w:rPr>
@@ -215,34 +190,13 @@
         <w:rPr>
           <w:cs/>
         </w:rPr>
-        <w:t>สบช.1/1</w:t>
-      </w:r>
-      <w:r>
-        <w:t xml:space="preserve">, </w:t>
-      </w:r>
-      <w:r>
-        <w:rPr>
-          <w:cs/>
-        </w:rPr>
-        <w:t>สบช.1/2</w:t>
-      </w:r>
-      <w:r>
-        <w:t xml:space="preserve">, </w:t>
-      </w:r>
-      <w:r>
-        <w:rPr>
-          <w:cs/>
-        </w:rPr>
-        <w:t>สรร.1/1</w:t>
-      </w:r>
-      <w:r>
-        <w:t xml:space="preserve">, </w:t>
-      </w:r>
-      <w:r>
-        <w:rPr>
-          <w:cs/>
-        </w:rPr>
-        <w:t>สรร.1/2</w:t>
+        <w:t>การประยุกต์ใช้เทคโนโลยีดิจิทัลเพื่ออาชีพ</w:t>
+      </w:r>
+      <w:r>
+        <w:rPr>
+          <w:cs/>
+        </w:rPr>
+        <w:tab/>
       </w:r>
       <w:r>
         <w:rPr>
@@ -250,8 +204,26 @@
           <w:bCs/>
           <w:cs/>
         </w:rPr>
+        <w:t>รหัสวิชา</w:t>
+      </w:r>
+      <w:r>
+        <w:rPr>
+          <w:rFonts w:hint="cs"/>
+          <w:cs/>
+        </w:rPr>
+        <w:t xml:space="preserve"> </w:t>
+      </w:r>
+      <w:r>
+        <w:rPr>
+          <w:cs/>
+        </w:rPr>
+        <w:t>30001-1003</w:t>
+      </w:r>
+      <w:r>
+        <w:rPr>
+          <w:cs/>
+        </w:rPr>
         <w:tab/>
-        <w:t>แผนกวิชา</w:t>
       </w:r>
       <w:r>
         <w:rPr>
@@ -260,51 +232,14 @@
           <w:bCs/>
           <w:cs/>
         </w:rPr>
-        <w:t xml:space="preserve"> </w:t>
-      </w:r>
-      <w:r>
-        <w:rPr>
-          <w:cs/>
-        </w:rPr>
-        <w:t>การบัญชี</w:t>
-      </w:r>
-      <w:r>
-        <w:t xml:space="preserve">, </w:t>
-      </w:r>
-      <w:r>
-        <w:rPr>
-          <w:cs/>
-        </w:rPr>
-        <w:t>การโรงแรม</w:t>
-      </w:r>
-      <w:r>
-        <w:rPr>
-          <w:cs/>
-        </w:rPr>
-        <w:tab/>
+        <w:t xml:space="preserve">จำนวน 3 </w:t>
       </w:r>
       <w:r>
         <w:rPr>
           <w:rFonts w:hint="cs"/>
-          <w:b/>
-          <w:bCs/>
-          <w:cs/>
-        </w:rPr>
-        <w:t>ท-ป-น</w:t>
-      </w:r>
-      <w:r>
-        <w:rPr>
-          <w:rFonts w:hint="cs"/>
-          <w:cs/>
-        </w:rPr>
-        <w:t xml:space="preserve"> </w:t>
-      </w:r>
-      <w:r>
-        <w:rPr>
-          <w:rFonts w:hint="cs"/>
-          <w:cs/>
-        </w:rPr>
-        <w:t>2-2-3</w:t>
+          <w:cs/>
+        </w:rPr>
+        <w:t>หน่วยกิต</w:t>
       </w:r>
     </w:p>
     <w:p>
@@ -313,11 +248,20 @@
           <w:bottom w:val="single" w:sz="6" w:space="1" w:color="auto"/>
         </w:pBdr>
         <w:tabs>
-          <w:tab w:val="left" w:pos="3261"/>
+          <w:tab w:val="left" w:pos="851"/>
+          <w:tab w:val="left" w:pos="5103"/>
           <w:tab w:val="left" w:pos="7371"/>
         </w:tabs>
         <w:jc w:val="left"/>
       </w:pPr>
+      <w:r>
+        <w:rPr>
+          <w:b/>
+          <w:bCs/>
+          <w:cs/>
+        </w:rPr>
+        <w:tab/>
+      </w:r>
       <w:r>
         <w:rPr>
           <w:rFonts w:hint="cs"/>
@@ -1178,13 +1122,8 @@
         </w:rPr>
         <w:t xml:space="preserve">    ข. </w:t>
       </w:r>
-      <w:proofErr w:type="spellStart"/>
-      <w:r>
-        <w:t>Angsana</w:t>
-      </w:r>
-      <w:proofErr w:type="spellEnd"/>
-      <w:r>
-        <w:t xml:space="preserve"> New</w:t>
+      <w:r>
+        <w:t>Angsana New</w:t>
       </w:r>
     </w:p>
     <w:p>
@@ -1200,15 +1139,7 @@
         <w:t xml:space="preserve">    ค. </w:t>
       </w:r>
       <w:r>
-        <w:t xml:space="preserve">TH </w:t>
-      </w:r>
-      <w:proofErr w:type="spellStart"/>
-      <w:r>
-        <w:t>Sarabun</w:t>
-      </w:r>
-      <w:proofErr w:type="spellEnd"/>
-      <w:r>
-        <w:t xml:space="preserve"> New</w:t>
+        <w:t>TH Sarabun New</w:t>
       </w:r>
     </w:p>
     <w:p>
@@ -4615,13 +4546,8 @@
         </w:rPr>
         <w:t xml:space="preserve">ควรเลือกใช้เครื่องมือใดตามคำแนะนำของ </w:t>
       </w:r>
-      <w:proofErr w:type="spellStart"/>
-      <w:r>
-        <w:t>Thep</w:t>
-      </w:r>
-      <w:proofErr w:type="spellEnd"/>
-      <w:r>
-        <w:t xml:space="preserve"> Excel?</w:t>
+      <w:r>
+        <w:t>Thep Excel?</w:t>
       </w:r>
     </w:p>
     <w:p>
@@ -7823,19 +7749,11 @@
         </w:rPr>
         <w:t xml:space="preserve">หรือ </w:t>
       </w:r>
-      <w:proofErr w:type="spellStart"/>
-      <w:r>
-        <w:rPr>
-          <w:color w:val="FF0000"/>
-        </w:rPr>
-        <w:t>Cmd</w:t>
-      </w:r>
-      <w:proofErr w:type="spellEnd"/>
-      <w:r>
-        <w:rPr>
-          <w:color w:val="FF0000"/>
-        </w:rPr>
-        <w:t xml:space="preserve"> + Z </w:t>
+      <w:r>
+        <w:rPr>
+          <w:color w:val="FF0000"/>
+        </w:rPr>
+        <w:t xml:space="preserve">Cmd + Z </w:t>
       </w:r>
       <w:r>
         <w:rPr>
@@ -7872,13 +7790,8 @@
         </w:rPr>
         <w:t xml:space="preserve">หรือ </w:t>
       </w:r>
-      <w:proofErr w:type="spellStart"/>
-      <w:r>
-        <w:t>Cmd</w:t>
-      </w:r>
-      <w:proofErr w:type="spellEnd"/>
-      <w:r>
-        <w:t xml:space="preserve"> + C </w:t>
+      <w:r>
+        <w:t xml:space="preserve">Cmd + C </w:t>
       </w:r>
       <w:r>
         <w:rPr>
@@ -7911,13 +7824,8 @@
         </w:rPr>
         <w:t xml:space="preserve">หรือ </w:t>
       </w:r>
-      <w:proofErr w:type="spellStart"/>
-      <w:r>
-        <w:t>Cmd</w:t>
-      </w:r>
-      <w:proofErr w:type="spellEnd"/>
-      <w:r>
-        <w:t xml:space="preserve"> + V </w:t>
+      <w:r>
+        <w:t xml:space="preserve">Cmd + V </w:t>
       </w:r>
       <w:r>
         <w:rPr>
@@ -7950,13 +7858,8 @@
         </w:rPr>
         <w:t xml:space="preserve">หรือ </w:t>
       </w:r>
-      <w:proofErr w:type="spellStart"/>
-      <w:r>
-        <w:t>Cmd</w:t>
-      </w:r>
-      <w:proofErr w:type="spellEnd"/>
-      <w:r>
-        <w:t xml:space="preserve"> + Y </w:t>
+      <w:r>
+        <w:t xml:space="preserve">Cmd + Y </w:t>
       </w:r>
       <w:r>
         <w:rPr>
@@ -8845,13 +8748,8 @@
         </w:rPr>
         <w:t xml:space="preserve">64. ฟีเจอร์เด่นอันทรงพลังที่ผู้ใช้ชื่นชอบเป็นอย่างมากของโปรแกรม </w:t>
       </w:r>
-      <w:proofErr w:type="spellStart"/>
-      <w:r>
-        <w:t>NotebookLM</w:t>
-      </w:r>
-      <w:proofErr w:type="spellEnd"/>
-      <w:r>
-        <w:t xml:space="preserve"> </w:t>
+      <w:r>
+        <w:t xml:space="preserve">NotebookLM </w:t>
       </w:r>
       <w:r>
         <w:rPr>
@@ -8965,13 +8863,8 @@
         </w:rPr>
         <w:t xml:space="preserve">65. ข้อแตกต่างสำคัญในการหาข้อมูลคำตอบระหว่างการใช้งานโปรแกรม </w:t>
       </w:r>
-      <w:proofErr w:type="spellStart"/>
-      <w:r>
-        <w:t>NotebookLM</w:t>
-      </w:r>
-      <w:proofErr w:type="spellEnd"/>
-      <w:r>
-        <w:t xml:space="preserve"> </w:t>
+      <w:r>
+        <w:t xml:space="preserve">NotebookLM </w:t>
       </w:r>
       <w:r>
         <w:rPr>
@@ -9017,19 +8910,11 @@
         </w:rPr>
         <w:t xml:space="preserve">    ก. </w:t>
       </w:r>
-      <w:proofErr w:type="spellStart"/>
-      <w:r>
-        <w:rPr>
-          <w:color w:val="FF0000"/>
-        </w:rPr>
-        <w:t>NotebookLM</w:t>
-      </w:r>
-      <w:proofErr w:type="spellEnd"/>
-      <w:r>
-        <w:rPr>
-          <w:color w:val="FF0000"/>
-        </w:rPr>
-        <w:t xml:space="preserve"> </w:t>
+      <w:r>
+        <w:rPr>
+          <w:color w:val="FF0000"/>
+        </w:rPr>
+        <w:t xml:space="preserve">NotebookLM </w:t>
       </w:r>
       <w:r>
         <w:rPr>
@@ -9064,13 +8949,8 @@
         </w:rPr>
         <w:t xml:space="preserve">    ข. </w:t>
       </w:r>
-      <w:proofErr w:type="spellStart"/>
-      <w:r>
-        <w:t>NotebookLM</w:t>
-      </w:r>
-      <w:proofErr w:type="spellEnd"/>
-      <w:r>
-        <w:t xml:space="preserve"> </w:t>
+      <w:r>
+        <w:t xml:space="preserve">NotebookLM </w:t>
       </w:r>
       <w:r>
         <w:rPr>
@@ -9091,13 +8971,8 @@
         </w:rPr>
         <w:t xml:space="preserve">    ค. </w:t>
       </w:r>
-      <w:proofErr w:type="spellStart"/>
-      <w:r>
-        <w:t>NotebookLM</w:t>
-      </w:r>
-      <w:proofErr w:type="spellEnd"/>
-      <w:r>
-        <w:t xml:space="preserve"> </w:t>
+      <w:r>
+        <w:t xml:space="preserve">NotebookLM </w:t>
       </w:r>
       <w:r>
         <w:rPr>
@@ -9118,13 +8993,8 @@
         </w:rPr>
         <w:t xml:space="preserve">    ง. </w:t>
       </w:r>
-      <w:proofErr w:type="spellStart"/>
-      <w:r>
-        <w:t>NotebookLM</w:t>
-      </w:r>
-      <w:proofErr w:type="spellEnd"/>
-      <w:r>
-        <w:t xml:space="preserve"> </w:t>
+      <w:r>
+        <w:t xml:space="preserve">NotebookLM </w:t>
       </w:r>
       <w:r>
         <w:rPr>
@@ -9279,14 +9149,12 @@
         </w:rPr>
         <w:t xml:space="preserve">    ก. </w:t>
       </w:r>
-      <w:proofErr w:type="spellStart"/>
       <w:r>
         <w:rPr>
           <w:color w:val="FF0000"/>
         </w:rPr>
         <w:t>search_domain_filter</w:t>
       </w:r>
-      <w:proofErr w:type="spellEnd"/>
     </w:p>
     <w:p>
       <w:pPr>
@@ -9300,11 +9168,9 @@
         </w:rPr>
         <w:t xml:space="preserve">    ข. </w:t>
       </w:r>
-      <w:proofErr w:type="spellStart"/>
       <w:r>
         <w:t>model_evaluation_criteria</w:t>
       </w:r>
-      <w:proofErr w:type="spellEnd"/>
     </w:p>
     <w:p>
       <w:pPr>
@@ -9318,11 +9184,9 @@
         </w:rPr>
         <w:t xml:space="preserve">    ค. </w:t>
       </w:r>
-      <w:proofErr w:type="spellStart"/>
       <w:r>
         <w:t>entropy_policy_stabilizer</w:t>
       </w:r>
-      <w:proofErr w:type="spellEnd"/>
     </w:p>
     <w:p>
       <w:pPr>
@@ -9336,11 +9200,9 @@
         </w:rPr>
         <w:t xml:space="preserve">    ง. </w:t>
       </w:r>
-      <w:proofErr w:type="spellStart"/>
       <w:r>
         <w:t>context_unigram_control</w:t>
       </w:r>
-      <w:proofErr w:type="spellEnd"/>
     </w:p>
     <w:p>
       <w:pPr>
@@ -9864,13 +9726,8 @@
         </w:rPr>
         <w:t xml:space="preserve">72. ข้อดีที่เด่นชัดที่สุดของการใช้งานโปรแกรม </w:t>
       </w:r>
-      <w:proofErr w:type="spellStart"/>
-      <w:r>
-        <w:t>NotebookLM</w:t>
-      </w:r>
-      <w:proofErr w:type="spellEnd"/>
-      <w:r>
-        <w:t xml:space="preserve"> </w:t>
+      <w:r>
+        <w:t xml:space="preserve">NotebookLM </w:t>
       </w:r>
       <w:r>
         <w:rPr>
@@ -10283,13 +10140,8 @@
         </w:rPr>
         <w:t xml:space="preserve">76. ในเชิงวิชาการด้านเทคโนโลยีการสร้างโมเดลภาษาเพื่อลดผลกระทบเชิงสถิติจากการสืบค้นคำศัพท์ที่แตกต่างกัน มีการเสนอเกณฑ์วัด </w:t>
       </w:r>
-      <w:proofErr w:type="spellStart"/>
-      <w:r>
-        <w:t>PPLu</w:t>
-      </w:r>
-      <w:proofErr w:type="spellEnd"/>
-      <w:r>
-        <w:t xml:space="preserve"> </w:t>
+      <w:r>
+        <w:t xml:space="preserve">PPLu </w:t>
       </w:r>
       <w:r>
         <w:rPr>
@@ -10822,9 +10674,6 @@
         <w:tabs>
           <w:tab w:val="left" w:pos="851"/>
         </w:tabs>
-        <w:rPr>
-          <w:rFonts w:hint="cs"/>
-        </w:rPr>
       </w:pPr>
     </w:p>
     <w:sectPr>
